--- a/Base Application/Foundation/Reporting/ReportParts/HeaderFooterDesign/ExternalMinimalistic.docx
+++ b/Base Application/Foundation/Reporting/ReportParts/HeaderFooterDesign/ExternalMinimalistic.docx
@@ -591,18 +591,7 @@
         </w:tcPr>
         <w:sdt>
           <w:sdtPr>
-            <w:rPr>
-              <w:b/>
-              <w:bCs/>
-            </w:rPr>
-            <w:alias w:val="CompanyName"/>
-            <w:tag w:val="#BC:InsertDataItem,BCReportInformation/ReportRequest/CompanyName"/>
-            <w:id w:val="242156711"/>
-            <w:placeholder>
-              <w:docPart w:val="F2BB6162DDD2416C933DF1063306ACE4"/>
-            </w:placeholder>
-            <w15:color w:val="808080"/>
-            <w:text/>
+            <w:dataBinding w:prefixMappings="xmlns:ns0='urn:microsoft-dynamics-nav/reports/Tenant_Report_Defaults/2000000001/'" w:xpath="/ns0:NavWordReportXmlPart[1]/ns0:BCReportInformation[1]/ns0:ReportRequest[1]/ns0:CompanyName[1]" w:storeItemID="{AEB477E2-476D-41F2-B387-ADBB03036D24}"/>
           </w:sdtPr>
           <w:sdtContent>
             <w:p>
@@ -716,18 +705,7 @@
         </w:tcPr>
         <w:sdt>
           <w:sdtPr>
-            <w:rPr>
-              <w:b/>
-              <w:bCs/>
-            </w:rPr>
-            <w:alias w:val="CompanyName"/>
-            <w:tag w:val="#BC:InsertDataItem,BCReportInformation/ReportRequest/CompanyName"/>
-            <w:id w:val="-617988377"/>
-            <w:placeholder>
-              <w:docPart w:val="617FC10A81AD4DA7AD869A179C9DF16A"/>
-            </w:placeholder>
-            <w15:color w:val="808080"/>
-            <w:text/>
+            <w:dataBinding w:prefixMappings="xmlns:ns0='urn:microsoft-dynamics-nav/reports/Tenant_Report_Defaults/2000000001/'" w:xpath="/ns0:NavWordReportXmlPart[1]/ns0:BCReportInformation[1]/ns0:ReportRequest[1]/ns0:CompanyName[1]" w:storeItemID="{AEB477E2-476D-41F2-B387-ADBB03036D24}"/>
           </w:sdtPr>
           <w:sdtContent>
             <w:p>
@@ -781,14 +759,7 @@
         </w:tcPr>
         <w:sdt>
           <w:sdtPr>
-            <w:alias w:val="CompanyHomePage"/>
-            <w:tag w:val="#BC:InsertDataItem,BCReportInformation/CompanyMetadata/CompanyHomePage"/>
-            <w:id w:val="-1794982623"/>
-            <w:placeholder>
-              <w:docPart w:val="6CC07BD8ED1642808A57C9A5F0BAEE55"/>
-            </w:placeholder>
-            <w15:color w:val="808080"/>
-            <w:text/>
+            <w:dataBinding w:prefixMappings="xmlns:ns0='urn:microsoft-dynamics-nav/reports/Tenant_Report_Defaults/2000000001/'" w:xpath="/ns0:NavWordReportXmlPart[1]/ns0:BCReportInformation[1]/ns0:CompanyMetadata[1]/ns0:CompanyHomePage[1]" w:storeItemID="{AEB477E2-476D-41F2-B387-ADBB03036D24}"/>
           </w:sdtPr>
           <w:sdtContent>
             <w:p>
@@ -830,14 +801,7 @@
         </w:tcPr>
         <w:sdt>
           <w:sdtPr>
-            <w:alias w:val="CompanyPhone"/>
-            <w:tag w:val="#BC:InsertDataItem,BCReportInformation/CompanyMetadata/CompanyPhone"/>
-            <w:id w:val="-1473826419"/>
-            <w:placeholder>
-              <w:docPart w:val="DAC6DBAB9DC345DF9BAE8663F83683EA"/>
-            </w:placeholder>
-            <w15:color w:val="808080"/>
-            <w:text/>
+            <w:dataBinding w:prefixMappings="xmlns:ns0='urn:microsoft-dynamics-nav/reports/Tenant_Report_Defaults/2000000001/'" w:xpath="/ns0:NavWordReportXmlPart[1]/ns0:BCReportInformation[1]/ns0:CompanyMetadata[1]/ns0:CompanyPhone[1]" w:storeItemID="{AEB477E2-476D-41F2-B387-ADBB03036D24}"/>
           </w:sdtPr>
           <w:sdtContent>
             <w:p>
@@ -879,14 +843,7 @@
         </w:tcPr>
         <w:sdt>
           <w:sdtPr>
-            <w:alias w:val="CompanyEmail"/>
-            <w:tag w:val="#BC:InsertDataItem,BCReportInformation/CompanyMetadata/CompanyEmail"/>
-            <w:id w:val="-666556186"/>
-            <w:placeholder>
-              <w:docPart w:val="C99EB5D9A9FB4604BFC1A39801014B9A"/>
-            </w:placeholder>
-            <w15:color w:val="808080"/>
-            <w:text/>
+            <w:dataBinding w:prefixMappings="xmlns:ns0='urn:microsoft-dynamics-nav/reports/Tenant_Report_Defaults/2000000001/'" w:xpath="/ns0:NavWordReportXmlPart[1]/ns0:BCReportInformation[1]/ns0:CompanyMetadata[1]/ns0:CompanyEmail[1]" w:storeItemID="{AEB477E2-476D-41F2-B387-ADBB03036D24}"/>
           </w:sdtPr>
           <w:sdtContent>
             <w:p>
@@ -928,14 +885,7 @@
         </w:tcPr>
         <w:sdt>
           <w:sdtPr>
-            <w:alias w:val="CompanyFaxNo"/>
-            <w:tag w:val="#BC:InsertDataItem,BCReportInformation/CompanyMetadata/CompanyFaxNo"/>
-            <w:id w:val="-1082524452"/>
-            <w:placeholder>
-              <w:docPart w:val="F85092CB8A6E4E93BC0CA2CF6B237F62"/>
-            </w:placeholder>
-            <w15:color w:val="808080"/>
-            <w:text/>
+            <w:dataBinding w:prefixMappings="xmlns:ns0='urn:microsoft-dynamics-nav/reports/Tenant_Report_Defaults/2000000001/'" w:xpath="/ns0:NavWordReportXmlPart[1]/ns0:BCReportInformation[1]/ns0:CompanyMetadata[1]/ns0:CompanyFaxNo[1]" w:storeItemID="{AEB477E2-476D-41F2-B387-ADBB03036D24}"/>
           </w:sdtPr>
           <w:sdtContent>
             <w:p>
@@ -1015,7 +965,7 @@
             </w:tabs>
             <w:ind w:right="26"/>
             <w:rPr>
-              <w:rFonts w:ascii="Aptos Narrow" w:eastAsiaTheme="majorEastAsia" w:hAnsi="Aptos Narrow"/>
+              <w:rFonts w:ascii="Aptos Narrow" w:hAnsi="Aptos Narrow" w:eastAsiaTheme="majorEastAsia"/>
               <w:color w:val="242424"/>
               <w:sz w:val="36"/>
               <w:szCs w:val="36"/>
@@ -1032,7 +982,7 @@
             </w:tabs>
             <w:ind w:right="26"/>
             <w:rPr>
-              <w:rFonts w:ascii="Aptos Narrow" w:eastAsiaTheme="majorEastAsia" w:hAnsi="Aptos Narrow"/>
+              <w:rFonts w:ascii="Aptos Narrow" w:hAnsi="Aptos Narrow" w:eastAsiaTheme="majorEastAsia"/>
               <w:color w:val="242424"/>
               <w:sz w:val="36"/>
               <w:szCs w:val="36"/>
@@ -1051,18 +1001,7 @@
           </w:pPr>
           <w:sdt>
             <w:sdtPr>
-              <w:rPr>
-                <w:sz w:val="36"/>
-                <w:szCs w:val="36"/>
-              </w:rPr>
-              <w:alias w:val="ReportCaption"/>
-              <w:tag w:val="#BC:InsertDataItem,BCReportInformation/ReportMetadata/ReportCaption"/>
-              <w:id w:val="1251386124"/>
-              <w:placeholder>
-                <w:docPart w:val="DefaultPlaceholder_-1854013440"/>
-              </w:placeholder>
-              <w15:color w:val="808080"/>
-              <w:text/>
+              <w:dataBinding w:prefixMappings="xmlns:ns0='urn:microsoft-dynamics-nav/reports/Tenant_Report_Defaults/2000000001/'" w:xpath="/ns0:NavWordReportXmlPart[1]/ns0:BCReportInformation[1]/ns0:ReportMetadata[1]/ns0:ReportCaption[1]" w:storeItemID="{AEB477E2-476D-41F2-B387-ADBB03036D24}"/>
             </w:sdtPr>
             <w:sdtContent>
               <w:r>
@@ -1093,7 +1032,7 @@
 </file>
 
 <file path=word/header2.xml><?xml version="1.0" encoding="utf-8"?>
-<w:hdr xmlns:wpc="http://schemas.microsoft.com/office/word/2010/wordprocessingCanvas" xmlns:cx="http://schemas.microsoft.com/office/drawing/2014/chartex" xmlns:cx1="http://schemas.microsoft.com/office/drawing/2015/9/8/chartex" xmlns:cx2="http://schemas.microsoft.com/office/drawing/2015/10/21/chartex" xmlns:cx3="http://schemas.microsoft.com/office/drawing/2016/5/9/chartex" xmlns:cx4="http://schemas.microsoft.com/office/drawing/2016/5/10/chartex" xmlns:cx5="http://schemas.microsoft.com/office/drawing/2016/5/11/chartex" xmlns:cx6="http://schemas.microsoft.com/office/drawing/2016/5/12/chartex" xmlns:cx7="http://schemas.microsoft.com/office/drawing/2016/5/13/chartex" xmlns:cx8="http://schemas.microsoft.com/office/drawing/2016/5/14/chartex" xmlns:mc="http://schemas.openxmlformats.org/markup-compatibility/2006" xmlns:aink="http://schemas.microsoft.com/office/drawing/2016/ink" xmlns:am3d="http://schemas.microsoft.com/office/drawing/2017/model3d" xmlns:o="urn:schemas-microsoft-com:office:office" xmlns:oel="http://schemas.microsoft.com/office/2019/extlst" xmlns:r="http://schemas.openxmlformats.org/officeDocument/2006/relationships" xmlns:m="http://schemas.openxmlformats.org/officeDocument/2006/math" xmlns:v="urn:schemas-microsoft-com:vml" xmlns:wp14="http://schemas.microsoft.com/office/word/2010/wordprocessingDrawing" xmlns:wp="http://schemas.openxmlformats.org/drawingml/2006/wordprocessingDrawing" xmlns:w10="urn:schemas-microsoft-com:office:word" xmlns:w="http://schemas.openxmlformats.org/wordprocessingml/2006/main" xmlns:w14="http://schemas.microsoft.com/office/word/2010/wordml" xmlns:w15="http://schemas.microsoft.com/office/word/2012/wordml" xmlns:w16cex="http://schemas.microsoft.com/office/word/2018/wordml/cex" xmlns:w16cid="http://schemas.microsoft.com/office/word/2016/wordml/cid" xmlns:w16="http://schemas.microsoft.com/office/word/2018/wordml" xmlns:w16du="http://schemas.microsoft.com/office/word/2023/wordml/word16du" xmlns:w16sdtdh="http://schemas.microsoft.com/office/word/2020/wordml/sdtdatahash" xmlns:w16sdtfl="http://schemas.microsoft.com/office/word/2024/wordml/sdtformatlock" xmlns:w16se="http://schemas.microsoft.com/office/word/2015/wordml/symex" xmlns:wpg="http://schemas.microsoft.com/office/word/2010/wordprocessingGroup" xmlns:wpi="http://schemas.microsoft.com/office/word/2010/wordprocessingInk" xmlns:wne="http://schemas.microsoft.com/office/word/2006/wordml" xmlns:wps="http://schemas.microsoft.com/office/word/2010/wordprocessingShape" mc:Ignorable="w14 w15 w16se w16cid w16 w16cex w16sdtdh w16sdtfl w16du wp14">
+<w:hdr xmlns:a="http://schemas.openxmlformats.org/drawingml/2006/main" xmlns:pic="http://schemas.openxmlformats.org/drawingml/2006/picture" xmlns:a14="http://schemas.microsoft.com/office/drawing/2010/main" xmlns:wpc="http://schemas.microsoft.com/office/word/2010/wordprocessingCanvas" xmlns:cx="http://schemas.microsoft.com/office/drawing/2014/chartex" xmlns:cx1="http://schemas.microsoft.com/office/drawing/2015/9/8/chartex" xmlns:cx2="http://schemas.microsoft.com/office/drawing/2015/10/21/chartex" xmlns:cx3="http://schemas.microsoft.com/office/drawing/2016/5/9/chartex" xmlns:cx4="http://schemas.microsoft.com/office/drawing/2016/5/10/chartex" xmlns:cx5="http://schemas.microsoft.com/office/drawing/2016/5/11/chartex" xmlns:cx6="http://schemas.microsoft.com/office/drawing/2016/5/12/chartex" xmlns:cx7="http://schemas.microsoft.com/office/drawing/2016/5/13/chartex" xmlns:cx8="http://schemas.microsoft.com/office/drawing/2016/5/14/chartex" xmlns:mc="http://schemas.openxmlformats.org/markup-compatibility/2006" xmlns:aink="http://schemas.microsoft.com/office/drawing/2016/ink" xmlns:am3d="http://schemas.microsoft.com/office/drawing/2017/model3d" xmlns:o="urn:schemas-microsoft-com:office:office" xmlns:oel="http://schemas.microsoft.com/office/2019/extlst" xmlns:r="http://schemas.openxmlformats.org/officeDocument/2006/relationships" xmlns:m="http://schemas.openxmlformats.org/officeDocument/2006/math" xmlns:v="urn:schemas-microsoft-com:vml" xmlns:wp14="http://schemas.microsoft.com/office/word/2010/wordprocessingDrawing" xmlns:wp="http://schemas.openxmlformats.org/drawingml/2006/wordprocessingDrawing" xmlns:w10="urn:schemas-microsoft-com:office:word" xmlns:w="http://schemas.openxmlformats.org/wordprocessingml/2006/main" xmlns:w14="http://schemas.microsoft.com/office/word/2010/wordml" xmlns:w15="http://schemas.microsoft.com/office/word/2012/wordml" xmlns:w16cex="http://schemas.microsoft.com/office/word/2018/wordml/cex" xmlns:w16cid="http://schemas.microsoft.com/office/word/2016/wordml/cid" xmlns:w16="http://schemas.microsoft.com/office/word/2018/wordml" xmlns:w16du="http://schemas.microsoft.com/office/word/2023/wordml/word16du" xmlns:w16sdtdh="http://schemas.microsoft.com/office/word/2020/wordml/sdtdatahash" xmlns:w16sdtfl="http://schemas.microsoft.com/office/word/2024/wordml/sdtformatlock" xmlns:w16se="http://schemas.microsoft.com/office/word/2015/wordml/symex" xmlns:wpg="http://schemas.microsoft.com/office/word/2010/wordprocessingGroup" xmlns:wpi="http://schemas.microsoft.com/office/word/2010/wordprocessingInk" xmlns:wne="http://schemas.microsoft.com/office/word/2006/wordml" xmlns:wps="http://schemas.microsoft.com/office/word/2010/wordprocessingShape" mc:Ignorable="w14 w15 w16se w16cid w16 w16cex w16sdtdh w16sdtfl w16du wp14">
   <w:tbl>
     <w:tblPr>
       <w:tblStyle w:val="BCBlockTable"/>
@@ -1111,11 +1050,7 @@
       </w:trPr>
       <w:sdt>
         <w:sdtPr>
-          <w:alias w:val="CompanyLogo"/>
-          <w:tag w:val="#BC:InsertDataItem,BCReportInformation/CompanyMetadata/CompanyLogo"/>
-          <w:id w:val="-1878226836"/>
-          <w:showingPlcHdr/>
-          <w:picture/>
+          <w:dataBinding w:prefixMappings="xmlns:ns0='urn:microsoft-dynamics-nav/reports/Tenant_Report_Defaults/2000000001/'" w:xpath="/ns0:NavWordReportXmlPart[1]/ns0:BCReportInformation[1]/ns0:CompanyMetadata[1]/ns0:CompanyLogo[1]" w:storeItemID="{AEB477E2-476D-41F2-B387-ADBB03036D24}"/>
         </w:sdtPr>
         <w:sdtContent>
           <w:tc>
@@ -1200,18 +1135,7 @@
           </w:pPr>
           <w:sdt>
             <w:sdtPr>
-              <w:rPr>
-                <w:sz w:val="36"/>
-                <w:szCs w:val="36"/>
-              </w:rPr>
-              <w:alias w:val="ReportCaption"/>
-              <w:tag w:val="#BC:InsertDataItem,BCReportInformation/ReportMetadata/ReportCaption"/>
-              <w:id w:val="-1424488023"/>
-              <w:placeholder>
-                <w:docPart w:val="DefaultPlaceholder_-1854013440"/>
-              </w:placeholder>
-              <w15:color w:val="808080"/>
-              <w:text/>
+              <w:dataBinding w:prefixMappings="xmlns:ns0='urn:microsoft-dynamics-nav/reports/Tenant_Report_Defaults/2000000001/'" w:xpath="/ns0:NavWordReportXmlPart[1]/ns0:BCReportInformation[1]/ns0:ReportMetadata[1]/ns0:ReportCaption[1]" w:storeItemID="{AEB477E2-476D-41F2-B387-ADBB03036D24}"/>
             </w:sdtPr>
             <w:sdtContent>
               <w:r>

--- a/Base Application/Foundation/Reporting/ReportParts/HeaderFooterDesign/ExternalMinimalistic.docx
+++ b/Base Application/Foundation/Reporting/ReportParts/HeaderFooterDesign/ExternalMinimalistic.docx
@@ -591,7 +591,18 @@
         </w:tcPr>
         <w:sdt>
           <w:sdtPr>
-            <w:dataBinding w:prefixMappings="xmlns:ns0='urn:microsoft-dynamics-nav/reports/Tenant_Report_Defaults/2000000001/'" w:xpath="/ns0:NavWordReportXmlPart[1]/ns0:BCReportInformation[1]/ns0:ReportRequest[1]/ns0:CompanyName[1]" w:storeItemID="{AEB477E2-476D-41F2-B387-ADBB03036D24}"/>
+            <w:rPr>
+              <w:b/>
+              <w:bCs/>
+            </w:rPr>
+            <w:alias w:val="CompanyName"/>
+            <w:tag w:val="#BC:InsertDataItem,BCReportInformation/ReportRequest/CompanyName"/>
+            <w:id w:val="242156711"/>
+            <w:placeholder>
+              <w:docPart w:val="F2BB6162DDD2416C933DF1063306ACE4"/>
+            </w:placeholder>
+            <w15:color w:val="808080"/>
+            <w:text/>
           </w:sdtPr>
           <w:sdtContent>
             <w:p>
@@ -705,7 +716,18 @@
         </w:tcPr>
         <w:sdt>
           <w:sdtPr>
-            <w:dataBinding w:prefixMappings="xmlns:ns0='urn:microsoft-dynamics-nav/reports/Tenant_Report_Defaults/2000000001/'" w:xpath="/ns0:NavWordReportXmlPart[1]/ns0:BCReportInformation[1]/ns0:ReportRequest[1]/ns0:CompanyName[1]" w:storeItemID="{AEB477E2-476D-41F2-B387-ADBB03036D24}"/>
+            <w:rPr>
+              <w:b/>
+              <w:bCs/>
+            </w:rPr>
+            <w:alias w:val="CompanyName"/>
+            <w:tag w:val="#BC:InsertDataItem,BCReportInformation/ReportRequest/CompanyName"/>
+            <w:id w:val="-617988377"/>
+            <w:placeholder>
+              <w:docPart w:val="617FC10A81AD4DA7AD869A179C9DF16A"/>
+            </w:placeholder>
+            <w15:color w:val="808080"/>
+            <w:text/>
           </w:sdtPr>
           <w:sdtContent>
             <w:p>
@@ -759,7 +781,14 @@
         </w:tcPr>
         <w:sdt>
           <w:sdtPr>
-            <w:dataBinding w:prefixMappings="xmlns:ns0='urn:microsoft-dynamics-nav/reports/Tenant_Report_Defaults/2000000001/'" w:xpath="/ns0:NavWordReportXmlPart[1]/ns0:BCReportInformation[1]/ns0:CompanyMetadata[1]/ns0:CompanyHomePage[1]" w:storeItemID="{AEB477E2-476D-41F2-B387-ADBB03036D24}"/>
+            <w:alias w:val="CompanyHomePage"/>
+            <w:tag w:val="#BC:InsertDataItem,BCReportInformation/CompanyMetadata/CompanyHomePage"/>
+            <w:id w:val="-1794982623"/>
+            <w:placeholder>
+              <w:docPart w:val="6CC07BD8ED1642808A57C9A5F0BAEE55"/>
+            </w:placeholder>
+            <w15:color w:val="808080"/>
+            <w:text/>
           </w:sdtPr>
           <w:sdtContent>
             <w:p>
@@ -801,7 +830,14 @@
         </w:tcPr>
         <w:sdt>
           <w:sdtPr>
-            <w:dataBinding w:prefixMappings="xmlns:ns0='urn:microsoft-dynamics-nav/reports/Tenant_Report_Defaults/2000000001/'" w:xpath="/ns0:NavWordReportXmlPart[1]/ns0:BCReportInformation[1]/ns0:CompanyMetadata[1]/ns0:CompanyPhone[1]" w:storeItemID="{AEB477E2-476D-41F2-B387-ADBB03036D24}"/>
+            <w:alias w:val="CompanyPhone"/>
+            <w:tag w:val="#BC:InsertDataItem,BCReportInformation/CompanyMetadata/CompanyPhone"/>
+            <w:id w:val="-1473826419"/>
+            <w:placeholder>
+              <w:docPart w:val="DAC6DBAB9DC345DF9BAE8663F83683EA"/>
+            </w:placeholder>
+            <w15:color w:val="808080"/>
+            <w:text/>
           </w:sdtPr>
           <w:sdtContent>
             <w:p>
@@ -843,7 +879,14 @@
         </w:tcPr>
         <w:sdt>
           <w:sdtPr>
-            <w:dataBinding w:prefixMappings="xmlns:ns0='urn:microsoft-dynamics-nav/reports/Tenant_Report_Defaults/2000000001/'" w:xpath="/ns0:NavWordReportXmlPart[1]/ns0:BCReportInformation[1]/ns0:CompanyMetadata[1]/ns0:CompanyEmail[1]" w:storeItemID="{AEB477E2-476D-41F2-B387-ADBB03036D24}"/>
+            <w:alias w:val="CompanyEmail"/>
+            <w:tag w:val="#BC:InsertDataItem,BCReportInformation/CompanyMetadata/CompanyEmail"/>
+            <w:id w:val="-666556186"/>
+            <w:placeholder>
+              <w:docPart w:val="C99EB5D9A9FB4604BFC1A39801014B9A"/>
+            </w:placeholder>
+            <w15:color w:val="808080"/>
+            <w:text/>
           </w:sdtPr>
           <w:sdtContent>
             <w:p>
@@ -885,7 +928,14 @@
         </w:tcPr>
         <w:sdt>
           <w:sdtPr>
-            <w:dataBinding w:prefixMappings="xmlns:ns0='urn:microsoft-dynamics-nav/reports/Tenant_Report_Defaults/2000000001/'" w:xpath="/ns0:NavWordReportXmlPart[1]/ns0:BCReportInformation[1]/ns0:CompanyMetadata[1]/ns0:CompanyFaxNo[1]" w:storeItemID="{AEB477E2-476D-41F2-B387-ADBB03036D24}"/>
+            <w:alias w:val="CompanyFaxNo"/>
+            <w:tag w:val="#BC:InsertDataItem,BCReportInformation/CompanyMetadata/CompanyFaxNo"/>
+            <w:id w:val="-1082524452"/>
+            <w:placeholder>
+              <w:docPart w:val="F85092CB8A6E4E93BC0CA2CF6B237F62"/>
+            </w:placeholder>
+            <w15:color w:val="808080"/>
+            <w:text/>
           </w:sdtPr>
           <w:sdtContent>
             <w:p>
@@ -965,7 +1015,7 @@
             </w:tabs>
             <w:ind w:right="26"/>
             <w:rPr>
-              <w:rFonts w:ascii="Aptos Narrow" w:hAnsi="Aptos Narrow" w:eastAsiaTheme="majorEastAsia"/>
+              <w:rFonts w:ascii="Aptos Narrow" w:eastAsiaTheme="majorEastAsia" w:hAnsi="Aptos Narrow"/>
               <w:color w:val="242424"/>
               <w:sz w:val="36"/>
               <w:szCs w:val="36"/>
@@ -982,7 +1032,7 @@
             </w:tabs>
             <w:ind w:right="26"/>
             <w:rPr>
-              <w:rFonts w:ascii="Aptos Narrow" w:hAnsi="Aptos Narrow" w:eastAsiaTheme="majorEastAsia"/>
+              <w:rFonts w:ascii="Aptos Narrow" w:eastAsiaTheme="majorEastAsia" w:hAnsi="Aptos Narrow"/>
               <w:color w:val="242424"/>
               <w:sz w:val="36"/>
               <w:szCs w:val="36"/>
@@ -1001,7 +1051,18 @@
           </w:pPr>
           <w:sdt>
             <w:sdtPr>
-              <w:dataBinding w:prefixMappings="xmlns:ns0='urn:microsoft-dynamics-nav/reports/Tenant_Report_Defaults/2000000001/'" w:xpath="/ns0:NavWordReportXmlPart[1]/ns0:BCReportInformation[1]/ns0:ReportMetadata[1]/ns0:ReportCaption[1]" w:storeItemID="{AEB477E2-476D-41F2-B387-ADBB03036D24}"/>
+              <w:rPr>
+                <w:sz w:val="36"/>
+                <w:szCs w:val="36"/>
+              </w:rPr>
+              <w:alias w:val="ReportCaption"/>
+              <w:tag w:val="#BC:InsertDataItem,BCReportInformation/ReportMetadata/ReportCaption"/>
+              <w:id w:val="1251386124"/>
+              <w:placeholder>
+                <w:docPart w:val="DefaultPlaceholder_-1854013440"/>
+              </w:placeholder>
+              <w15:color w:val="808080"/>
+              <w:text/>
             </w:sdtPr>
             <w:sdtContent>
               <w:r>
@@ -1032,7 +1093,7 @@
 </file>
 
 <file path=word/header2.xml><?xml version="1.0" encoding="utf-8"?>
-<w:hdr xmlns:a="http://schemas.openxmlformats.org/drawingml/2006/main" xmlns:pic="http://schemas.openxmlformats.org/drawingml/2006/picture" xmlns:a14="http://schemas.microsoft.com/office/drawing/2010/main" xmlns:wpc="http://schemas.microsoft.com/office/word/2010/wordprocessingCanvas" xmlns:cx="http://schemas.microsoft.com/office/drawing/2014/chartex" xmlns:cx1="http://schemas.microsoft.com/office/drawing/2015/9/8/chartex" xmlns:cx2="http://schemas.microsoft.com/office/drawing/2015/10/21/chartex" xmlns:cx3="http://schemas.microsoft.com/office/drawing/2016/5/9/chartex" xmlns:cx4="http://schemas.microsoft.com/office/drawing/2016/5/10/chartex" xmlns:cx5="http://schemas.microsoft.com/office/drawing/2016/5/11/chartex" xmlns:cx6="http://schemas.microsoft.com/office/drawing/2016/5/12/chartex" xmlns:cx7="http://schemas.microsoft.com/office/drawing/2016/5/13/chartex" xmlns:cx8="http://schemas.microsoft.com/office/drawing/2016/5/14/chartex" xmlns:mc="http://schemas.openxmlformats.org/markup-compatibility/2006" xmlns:aink="http://schemas.microsoft.com/office/drawing/2016/ink" xmlns:am3d="http://schemas.microsoft.com/office/drawing/2017/model3d" xmlns:o="urn:schemas-microsoft-com:office:office" xmlns:oel="http://schemas.microsoft.com/office/2019/extlst" xmlns:r="http://schemas.openxmlformats.org/officeDocument/2006/relationships" xmlns:m="http://schemas.openxmlformats.org/officeDocument/2006/math" xmlns:v="urn:schemas-microsoft-com:vml" xmlns:wp14="http://schemas.microsoft.com/office/word/2010/wordprocessingDrawing" xmlns:wp="http://schemas.openxmlformats.org/drawingml/2006/wordprocessingDrawing" xmlns:w10="urn:schemas-microsoft-com:office:word" xmlns:w="http://schemas.openxmlformats.org/wordprocessingml/2006/main" xmlns:w14="http://schemas.microsoft.com/office/word/2010/wordml" xmlns:w15="http://schemas.microsoft.com/office/word/2012/wordml" xmlns:w16cex="http://schemas.microsoft.com/office/word/2018/wordml/cex" xmlns:w16cid="http://schemas.microsoft.com/office/word/2016/wordml/cid" xmlns:w16="http://schemas.microsoft.com/office/word/2018/wordml" xmlns:w16du="http://schemas.microsoft.com/office/word/2023/wordml/word16du" xmlns:w16sdtdh="http://schemas.microsoft.com/office/word/2020/wordml/sdtdatahash" xmlns:w16sdtfl="http://schemas.microsoft.com/office/word/2024/wordml/sdtformatlock" xmlns:w16se="http://schemas.microsoft.com/office/word/2015/wordml/symex" xmlns:wpg="http://schemas.microsoft.com/office/word/2010/wordprocessingGroup" xmlns:wpi="http://schemas.microsoft.com/office/word/2010/wordprocessingInk" xmlns:wne="http://schemas.microsoft.com/office/word/2006/wordml" xmlns:wps="http://schemas.microsoft.com/office/word/2010/wordprocessingShape" mc:Ignorable="w14 w15 w16se w16cid w16 w16cex w16sdtdh w16sdtfl w16du wp14">
+<w:hdr xmlns:wpc="http://schemas.microsoft.com/office/word/2010/wordprocessingCanvas" xmlns:cx="http://schemas.microsoft.com/office/drawing/2014/chartex" xmlns:cx1="http://schemas.microsoft.com/office/drawing/2015/9/8/chartex" xmlns:cx2="http://schemas.microsoft.com/office/drawing/2015/10/21/chartex" xmlns:cx3="http://schemas.microsoft.com/office/drawing/2016/5/9/chartex" xmlns:cx4="http://schemas.microsoft.com/office/drawing/2016/5/10/chartex" xmlns:cx5="http://schemas.microsoft.com/office/drawing/2016/5/11/chartex" xmlns:cx6="http://schemas.microsoft.com/office/drawing/2016/5/12/chartex" xmlns:cx7="http://schemas.microsoft.com/office/drawing/2016/5/13/chartex" xmlns:cx8="http://schemas.microsoft.com/office/drawing/2016/5/14/chartex" xmlns:mc="http://schemas.openxmlformats.org/markup-compatibility/2006" xmlns:aink="http://schemas.microsoft.com/office/drawing/2016/ink" xmlns:am3d="http://schemas.microsoft.com/office/drawing/2017/model3d" xmlns:o="urn:schemas-microsoft-com:office:office" xmlns:oel="http://schemas.microsoft.com/office/2019/extlst" xmlns:r="http://schemas.openxmlformats.org/officeDocument/2006/relationships" xmlns:m="http://schemas.openxmlformats.org/officeDocument/2006/math" xmlns:v="urn:schemas-microsoft-com:vml" xmlns:wp14="http://schemas.microsoft.com/office/word/2010/wordprocessingDrawing" xmlns:wp="http://schemas.openxmlformats.org/drawingml/2006/wordprocessingDrawing" xmlns:w10="urn:schemas-microsoft-com:office:word" xmlns:w="http://schemas.openxmlformats.org/wordprocessingml/2006/main" xmlns:w14="http://schemas.microsoft.com/office/word/2010/wordml" xmlns:w15="http://schemas.microsoft.com/office/word/2012/wordml" xmlns:w16cex="http://schemas.microsoft.com/office/word/2018/wordml/cex" xmlns:w16cid="http://schemas.microsoft.com/office/word/2016/wordml/cid" xmlns:w16="http://schemas.microsoft.com/office/word/2018/wordml" xmlns:w16du="http://schemas.microsoft.com/office/word/2023/wordml/word16du" xmlns:w16sdtdh="http://schemas.microsoft.com/office/word/2020/wordml/sdtdatahash" xmlns:w16sdtfl="http://schemas.microsoft.com/office/word/2024/wordml/sdtformatlock" xmlns:w16se="http://schemas.microsoft.com/office/word/2015/wordml/symex" xmlns:wpg="http://schemas.microsoft.com/office/word/2010/wordprocessingGroup" xmlns:wpi="http://schemas.microsoft.com/office/word/2010/wordprocessingInk" xmlns:wne="http://schemas.microsoft.com/office/word/2006/wordml" xmlns:wps="http://schemas.microsoft.com/office/word/2010/wordprocessingShape" mc:Ignorable="w14 w15 w16se w16cid w16 w16cex w16sdtdh w16sdtfl w16du wp14">
   <w:tbl>
     <w:tblPr>
       <w:tblStyle w:val="BCBlockTable"/>
@@ -1050,7 +1111,11 @@
       </w:trPr>
       <w:sdt>
         <w:sdtPr>
-          <w:dataBinding w:prefixMappings="xmlns:ns0='urn:microsoft-dynamics-nav/reports/Tenant_Report_Defaults/2000000001/'" w:xpath="/ns0:NavWordReportXmlPart[1]/ns0:BCReportInformation[1]/ns0:CompanyMetadata[1]/ns0:CompanyLogo[1]" w:storeItemID="{AEB477E2-476D-41F2-B387-ADBB03036D24}"/>
+          <w:alias w:val="CompanyLogo"/>
+          <w:tag w:val="#BC:InsertDataItem,BCReportInformation/CompanyMetadata/CompanyLogo"/>
+          <w:id w:val="-1878226836"/>
+          <w:showingPlcHdr/>
+          <w:picture/>
         </w:sdtPr>
         <w:sdtContent>
           <w:tc>
@@ -1135,7 +1200,18 @@
           </w:pPr>
           <w:sdt>
             <w:sdtPr>
-              <w:dataBinding w:prefixMappings="xmlns:ns0='urn:microsoft-dynamics-nav/reports/Tenant_Report_Defaults/2000000001/'" w:xpath="/ns0:NavWordReportXmlPart[1]/ns0:BCReportInformation[1]/ns0:ReportMetadata[1]/ns0:ReportCaption[1]" w:storeItemID="{AEB477E2-476D-41F2-B387-ADBB03036D24}"/>
+              <w:rPr>
+                <w:sz w:val="36"/>
+                <w:szCs w:val="36"/>
+              </w:rPr>
+              <w:alias w:val="ReportCaption"/>
+              <w:tag w:val="#BC:InsertDataItem,BCReportInformation/ReportMetadata/ReportCaption"/>
+              <w:id w:val="-1424488023"/>
+              <w:placeholder>
+                <w:docPart w:val="DefaultPlaceholder_-1854013440"/>
+              </w:placeholder>
+              <w15:color w:val="808080"/>
+              <w:text/>
             </w:sdtPr>
             <w:sdtContent>
               <w:r>
